--- a/docs/빠몽이_사용설명서_쇼핑몰.docx
+++ b/docs/빠몽이_사용설명서_쇼핑몰.docx
@@ -54,6 +54,19 @@
           <w:b w:val="0"/>
           <w:sz w:val="22"/>
         </w:rPr>
+        <w:t>운영 URL: https://ppamong.com/shop (회원가입은 사용자 앱만, 몰에 가입 폼 없음).</w:t>
+      </w:r>
+    </w:p>
+    <w:p>
+      <w:pPr>
+        <w:pStyle w:val="ListBullet"/>
+      </w:pPr>
+      <w:r>
+        <w:rPr>
+          <w:rFonts w:ascii="맑은 고딕" w:hAnsi="맑은 고딕" w:eastAsia="맑은 고딕"/>
+          <w:b w:val="0"/>
+          <w:sz w:val="22"/>
+        </w:rPr>
         <w:t>홈 메뉴 「빠몽이 쇼핑센터」 또는 예측 화면 「쇼핑센터」로 이동합니다.</w:t>
       </w:r>
     </w:p>
@@ -67,7 +80,7 @@
           <w:b w:val="0"/>
           <w:sz w:val="22"/>
         </w:rPr>
-        <w:t>상품 목록·상세·문의·구매 흐름을 제공합니다.</w:t>
+        <w:t>정회원(게스트 아님)만 주문. 게스트·비로그인은 둘러보기·장바구니만.</w:t>
       </w:r>
     </w:p>
     <w:p>
@@ -80,7 +93,7 @@
           <w:b w:val="0"/>
           <w:sz w:val="22"/>
         </w:rPr>
-        <w:t>회원 전용 기능은 로그인 후 이용합니다.</w:t>
+        <w:t>1차 결제는 현금 주문 접수. 게임 포인트로 직접 결제하지 않습니다.</w:t>
       </w:r>
     </w:p>
     <w:p>
